--- a/public/assets/files/stacjonarne/LANG4.docx
+++ b/public/assets/files/stacjonarne/LANG4.docx
@@ -523,6 +523,7 @@
                 <w:i w:val="0"/>
                 <w:sz w:val="22"/>
               </w:rPr>
+              <w:t>I</w:t>
             </w:r>
           </w:p>
         </w:tc>
@@ -560,6 +561,7 @@
                 <w:i w:val="0"/>
                 <w:sz w:val="22"/>
               </w:rPr>
+              <w:t>lektorat</w:t>
             </w:r>
           </w:p>
         </w:tc>

--- a/public/assets/files/stacjonarne/LANG4.docx
+++ b/public/assets/files/stacjonarne/LANG4.docx
@@ -681,12 +681,22 @@
         <w:tblW w:w="5000" w:type="pct"/>
       </w:tblPr>
       <w:tblGrid>
-        <w:gridCol w:w="9972"/>
+        <w:gridCol w:w="997"/>
+        <w:gridCol w:w="997"/>
+        <w:gridCol w:w="997"/>
+        <w:gridCol w:w="997"/>
+        <w:gridCol w:w="997"/>
+        <w:gridCol w:w="997"/>
+        <w:gridCol w:w="997"/>
+        <w:gridCol w:w="997"/>
+        <w:gridCol w:w="997"/>
+        <w:gridCol w:w="997"/>
       </w:tblGrid>
       <w:tr>
         <w:tc>
           <w:tcPr>
-            <w:tcW w:type="dxa" w:w="9972"/>
+            <w:tcW w:type="dxa" w:w="9970"/>
+            <w:gridSpan w:val="10"/>
             <w:shd w:val="clear" w:color="auto" w:fill="D9D9D9"/>
           </w:tcPr>
           <w:p>
@@ -705,31 +715,34 @@
           </w:p>
         </w:tc>
       </w:tr>
-    </w:tbl>
-    <w:tbl>
-      <w:tblPr>
-        <w:tblW w:type="auto" w:w="0"/>
-        <w:tblLook w:firstColumn="1" w:firstRow="1" w:lastColumn="0" w:lastRow="0" w:noHBand="0" w:noVBand="1" w:val="04A0"/>
-        <w:tblBorders>
-          <w:top w:val="single" w:sz="4" w:space="0" w:color="000000"/>
-          <w:left w:val="single" w:sz="4" w:space="0" w:color="000000"/>
-          <w:bottom w:val="single" w:sz="4" w:space="0" w:color="000000"/>
-          <w:right w:val="single" w:sz="4" w:space="0" w:color="000000"/>
-          <w:insideH w:val="single" w:sz="4" w:space="0" w:color="000000"/>
-          <w:insideV w:val="single" w:sz="4" w:space="0" w:color="000000"/>
-        </w:tblBorders>
-        <w:tblW w:w="5000" w:type="pct"/>
-      </w:tblPr>
-      <w:tblGrid>
-        <w:gridCol w:w="2493"/>
-        <w:gridCol w:w="2493"/>
-        <w:gridCol w:w="2493"/>
-        <w:gridCol w:w="2493"/>
-      </w:tblGrid>
       <w:tr>
         <w:tc>
           <w:tcPr>
-            <w:tcW w:type="dxa" w:w="2493"/>
+            <w:tcW w:type="dxa" w:w="9970"/>
+            <w:gridSpan w:val="10"/>
+            <w:shd w:val="clear" w:color="auto" w:fill="D9D9D9"/>
+          </w:tcPr>
+          <w:p>
+            <w:pPr>
+              <w:spacing w:before="20" w:after="20"/>
+            </w:pPr>
+            <w:r>
+              <w:rPr>
+                <w:rFonts w:ascii="Aptos" w:hAnsi="Aptos"/>
+                <w:b w:val="0"/>
+                <w:i w:val="0"/>
+                <w:sz w:val="16"/>
+              </w:rPr>
+              <w:t>Wymiar godzinowy (liczba godzin w semestrze)</w:t>
+            </w:r>
+          </w:p>
+        </w:tc>
+      </w:tr>
+      <w:tr>
+        <w:tc>
+          <w:tcPr>
+            <w:tcW w:type="dxa" w:w="1994"/>
+            <w:gridSpan w:val="2"/>
             <w:shd w:val="clear" w:color="auto" w:fill="D9D9D9"/>
           </w:tcPr>
           <w:p>
@@ -749,7 +762,8 @@
         </w:tc>
         <w:tc>
           <w:tcPr>
-            <w:tcW w:type="dxa" w:w="2493"/>
+            <w:tcW w:type="dxa" w:w="2991"/>
+            <w:gridSpan w:val="3"/>
             <w:shd w:val="clear" w:color="auto" w:fill="D9D9D9"/>
           </w:tcPr>
           <w:p>
@@ -769,7 +783,8 @@
         </w:tc>
         <w:tc>
           <w:tcPr>
-            <w:tcW w:type="dxa" w:w="2493"/>
+            <w:tcW w:type="dxa" w:w="2991"/>
+            <w:gridSpan w:val="3"/>
             <w:shd w:val="clear" w:color="auto" w:fill="D9D9D9"/>
           </w:tcPr>
           <w:p>
@@ -789,7 +804,8 @@
         </w:tc>
         <w:tc>
           <w:tcPr>
-            <w:tcW w:type="dxa" w:w="2493"/>
+            <w:tcW w:type="dxa" w:w="1994"/>
+            <w:gridSpan w:val="2"/>
             <w:shd w:val="clear" w:color="auto" w:fill="D9D9D9"/>
           </w:tcPr>
           <w:p>
@@ -811,7 +827,8 @@
       <w:tr>
         <w:tc>
           <w:tcPr>
-            <w:tcW w:type="dxa" w:w="2493"/>
+            <w:tcW w:type="dxa" w:w="1994"/>
+            <w:gridSpan w:val="2"/>
           </w:tcPr>
           <w:p>
             <w:pPr>
@@ -830,7 +847,8 @@
         </w:tc>
         <w:tc>
           <w:tcPr>
-            <w:tcW w:type="dxa" w:w="2493"/>
+            <w:tcW w:type="dxa" w:w="2991"/>
+            <w:gridSpan w:val="3"/>
           </w:tcPr>
           <w:p>
             <w:pPr>
@@ -849,7 +867,8 @@
         </w:tc>
         <w:tc>
           <w:tcPr>
-            <w:tcW w:type="dxa" w:w="2493"/>
+            <w:tcW w:type="dxa" w:w="2991"/>
+            <w:gridSpan w:val="3"/>
           </w:tcPr>
           <w:p>
             <w:pPr>
@@ -868,7 +887,8 @@
         </w:tc>
         <w:tc>
           <w:tcPr>
-            <w:tcW w:type="dxa" w:w="2493"/>
+            <w:tcW w:type="dxa" w:w="1994"/>
+            <w:gridSpan w:val="2"/>
           </w:tcPr>
           <w:p>
             <w:pPr>
@@ -886,30 +906,34 @@
           </w:p>
         </w:tc>
       </w:tr>
-    </w:tbl>
-    <w:tbl>
-      <w:tblPr>
-        <w:tblW w:type="auto" w:w="0"/>
-        <w:tblLook w:firstColumn="1" w:firstRow="1" w:lastColumn="0" w:lastRow="0" w:noHBand="0" w:noVBand="1" w:val="04A0"/>
-        <w:tblBorders>
-          <w:top w:val="single" w:sz="4" w:space="0" w:color="000000"/>
-          <w:left w:val="single" w:sz="4" w:space="0" w:color="000000"/>
-          <w:bottom w:val="single" w:sz="4" w:space="0" w:color="000000"/>
-          <w:right w:val="single" w:sz="4" w:space="0" w:color="000000"/>
-          <w:insideH w:val="single" w:sz="4" w:space="0" w:color="000000"/>
-          <w:insideV w:val="single" w:sz="4" w:space="0" w:color="000000"/>
-        </w:tblBorders>
-        <w:tblW w:w="5000" w:type="pct"/>
-      </w:tblPr>
-      <w:tblGrid>
-        <w:gridCol w:w="3324"/>
-        <w:gridCol w:w="3324"/>
-        <w:gridCol w:w="3324"/>
-      </w:tblGrid>
       <w:tr>
         <w:tc>
           <w:tcPr>
-            <w:tcW w:type="dxa" w:w="3324"/>
+            <w:tcW w:type="dxa" w:w="9970"/>
+            <w:gridSpan w:val="10"/>
+            <w:shd w:val="clear" w:color="auto" w:fill="D9D9D9"/>
+          </w:tcPr>
+          <w:p>
+            <w:pPr>
+              <w:spacing w:before="20" w:after="20"/>
+            </w:pPr>
+            <w:r>
+              <w:rPr>
+                <w:rFonts w:ascii="Aptos" w:hAnsi="Aptos"/>
+                <w:b/>
+                <w:i w:val="0"/>
+                <w:sz w:val="22"/>
+              </w:rPr>
+              <w:t>Bilans ECTS</w:t>
+            </w:r>
+          </w:p>
+        </w:tc>
+      </w:tr>
+      <w:tr>
+        <w:tc>
+          <w:tcPr>
+            <w:tcW w:type="dxa" w:w="4985"/>
+            <w:gridSpan w:val="5"/>
             <w:shd w:val="clear" w:color="auto" w:fill="D9D9D9"/>
           </w:tcPr>
           <w:p>
@@ -929,7 +953,8 @@
         </w:tc>
         <w:tc>
           <w:tcPr>
-            <w:tcW w:type="dxa" w:w="3324"/>
+            <w:tcW w:type="dxa" w:w="2991"/>
+            <w:gridSpan w:val="3"/>
             <w:shd w:val="clear" w:color="auto" w:fill="D9D9D9"/>
           </w:tcPr>
           <w:p>
@@ -949,7 +974,8 @@
         </w:tc>
         <w:tc>
           <w:tcPr>
-            <w:tcW w:type="dxa" w:w="3324"/>
+            <w:tcW w:type="dxa" w:w="1994"/>
+            <w:gridSpan w:val="2"/>
             <w:shd w:val="clear" w:color="auto" w:fill="D9D9D9"/>
           </w:tcPr>
           <w:p>
@@ -971,7 +997,8 @@
       <w:tr>
         <w:tc>
           <w:tcPr>
-            <w:tcW w:type="dxa" w:w="3324"/>
+            <w:tcW w:type="dxa" w:w="4985"/>
+            <w:gridSpan w:val="5"/>
           </w:tcPr>
           <w:p>
             <w:pPr>
@@ -990,7 +1017,8 @@
         </w:tc>
         <w:tc>
           <w:tcPr>
-            <w:tcW w:type="dxa" w:w="3324"/>
+            <w:tcW w:type="dxa" w:w="2991"/>
+            <w:gridSpan w:val="3"/>
           </w:tcPr>
           <w:p>
             <w:pPr>
@@ -1009,7 +1037,8 @@
         </w:tc>
         <w:tc>
           <w:tcPr>
-            <w:tcW w:type="dxa" w:w="3324"/>
+            <w:tcW w:type="dxa" w:w="1994"/>
+            <w:gridSpan w:val="2"/>
           </w:tcPr>
           <w:p>
             <w:pPr>
@@ -1030,7 +1059,8 @@
       <w:tr>
         <w:tc>
           <w:tcPr>
-            <w:tcW w:type="dxa" w:w="3324"/>
+            <w:tcW w:type="dxa" w:w="4985"/>
+            <w:gridSpan w:val="5"/>
           </w:tcPr>
           <w:p>
             <w:pPr>
@@ -1049,7 +1079,8 @@
         </w:tc>
         <w:tc>
           <w:tcPr>
-            <w:tcW w:type="dxa" w:w="3324"/>
+            <w:tcW w:type="dxa" w:w="2991"/>
+            <w:gridSpan w:val="3"/>
           </w:tcPr>
           <w:p>
             <w:pPr>
@@ -1068,7 +1099,8 @@
         </w:tc>
         <w:tc>
           <w:tcPr>
-            <w:tcW w:type="dxa" w:w="3324"/>
+            <w:tcW w:type="dxa" w:w="1994"/>
+            <w:gridSpan w:val="2"/>
           </w:tcPr>
           <w:p>
             <w:pPr>
@@ -1089,7 +1121,29 @@
       <w:tr>
         <w:tc>
           <w:tcPr>
-            <w:tcW w:type="dxa" w:w="3324"/>
+            <w:tcW w:type="dxa" w:w="4985"/>
+            <w:gridSpan w:val="5"/>
+            <w:shd w:val="clear" w:color="auto" w:fill="D9D9D9"/>
+          </w:tcPr>
+          <w:p>
+            <w:pPr>
+              <w:spacing w:before="20" w:after="20"/>
+            </w:pPr>
+            <w:r>
+              <w:rPr>
+                <w:rFonts w:ascii="Aptos" w:hAnsi="Aptos"/>
+                <w:b/>
+                <w:i w:val="0"/>
+                <w:sz w:val="16"/>
+              </w:rPr>
+              <w:t>Opis samodzielnej pracy studenta</w:t>
+            </w:r>
+          </w:p>
+        </w:tc>
+        <w:tc>
+          <w:tcPr>
+            <w:tcW w:type="dxa" w:w="4985"/>
+            <w:gridSpan w:val="5"/>
           </w:tcPr>
           <w:p>
             <w:pPr>
@@ -1102,45 +1156,7 @@
                 <w:i w:val="0"/>
                 <w:sz w:val="22"/>
               </w:rPr>
-              <w:t>Suma</w:t>
-            </w:r>
-          </w:p>
-        </w:tc>
-        <w:tc>
-          <w:tcPr>
-            <w:tcW w:type="dxa" w:w="3324"/>
-          </w:tcPr>
-          <w:p>
-            <w:pPr>
-              <w:spacing w:before="20" w:after="20"/>
-            </w:pPr>
-            <w:r>
-              <w:rPr>
-                <w:rFonts w:ascii="Aptos" w:hAnsi="Aptos"/>
-                <w:b w:val="0"/>
-                <w:i w:val="0"/>
-                <w:sz w:val="22"/>
-              </w:rPr>
-              <w:t>35</w:t>
-            </w:r>
-          </w:p>
-        </w:tc>
-        <w:tc>
-          <w:tcPr>
-            <w:tcW w:type="dxa" w:w="3324"/>
-          </w:tcPr>
-          <w:p>
-            <w:pPr>
-              <w:spacing w:before="20" w:after="20"/>
-            </w:pPr>
-            <w:r>
-              <w:rPr>
-                <w:rFonts w:ascii="Aptos" w:hAnsi="Aptos"/>
-                <w:b w:val="0"/>
-                <w:i w:val="0"/>
-                <w:sz w:val="22"/>
-              </w:rPr>
-              <w:t>1</w:t>
+              <w:t>Nauka słownictwa i gramatyki języka angielskiego; przygotowywanie prac pisemnych; ćwiczenia konwersacyjne; przygotowanie do kolokwiów i testów.</w:t>
             </w:r>
           </w:p>
         </w:tc>
@@ -1251,7 +1267,84 @@
           <w:tcPr>
             <w:tcW w:type="dxa" w:w="9972"/>
           </w:tcPr>
-          <w:p/>
+          <w:p>
+            <w:pPr>
+              <w:spacing w:before="20" w:after="20"/>
+            </w:pPr>
+            <w:r>
+              <w:rPr>
+                <w:rFonts w:ascii="Aptos" w:hAnsi="Aptos"/>
+                <w:b/>
+                <w:sz w:val="22"/>
+              </w:rPr>
+              <w:t>Ćwiczenia / Laboratorium:</w:t>
+            </w:r>
+          </w:p>
+          <w:p>
+            <w:pPr>
+              <w:spacing w:before="20" w:after="20"/>
+            </w:pPr>
+            <w:r>
+              <w:rPr>
+                <w:rFonts w:ascii="Aptos" w:hAnsi="Aptos"/>
+                <w:b w:val="0"/>
+                <w:sz w:val="22"/>
+              </w:rPr>
+              <w:t>• analiza tekstów z dyskusją</w:t>
+            </w:r>
+          </w:p>
+          <w:p>
+            <w:pPr>
+              <w:spacing w:before="20" w:after="20"/>
+            </w:pPr>
+            <w:r>
+              <w:rPr>
+                <w:rFonts w:ascii="Aptos" w:hAnsi="Aptos"/>
+                <w:b w:val="0"/>
+                <w:sz w:val="22"/>
+              </w:rPr>
+              <w:t>• rozwiązywanie zadań</w:t>
+            </w:r>
+          </w:p>
+          <w:p>
+            <w:pPr>
+              <w:spacing w:before="20" w:after="20"/>
+            </w:pPr>
+            <w:r>
+              <w:rPr>
+                <w:rFonts w:ascii="Aptos" w:hAnsi="Aptos"/>
+                <w:b w:val="0"/>
+                <w:sz w:val="22"/>
+              </w:rPr>
+              <w:t>• burza mózgów</w:t>
+            </w:r>
+          </w:p>
+          <w:p>
+            <w:pPr>
+              <w:spacing w:before="20" w:after="20"/>
+            </w:pPr>
+            <w:r>
+              <w:rPr>
+                <w:rFonts w:ascii="Aptos" w:hAnsi="Aptos"/>
+                <w:b w:val="0"/>
+                <w:sz w:val="22"/>
+              </w:rPr>
+              <w:t>• praca grupowa nad projektem z wykorzystaniem nowoczesnych technik informatycznych</w:t>
+            </w:r>
+          </w:p>
+          <w:p>
+            <w:pPr>
+              <w:spacing w:before="20" w:after="20"/>
+            </w:pPr>
+            <w:r>
+              <w:rPr>
+                <w:rFonts w:ascii="Aptos" w:hAnsi="Aptos"/>
+                <w:b w:val="0"/>
+                <w:sz w:val="22"/>
+              </w:rPr>
+              <w:t>• warsztaty</w:t>
+            </w:r>
+          </w:p>
         </w:tc>
       </w:tr>
     </w:tbl>
@@ -1429,7 +1522,7 @@
                 <w:rFonts w:ascii="Aptos" w:hAnsi="Aptos"/>
                 <w:sz w:val="22"/>
               </w:rPr>
-              <w:t>☐ Zaliczenie z oceną</w:t>
+              <w:t>☑ Zaliczenie z oceną</w:t>
             </w:r>
           </w:p>
           <w:p>
@@ -1500,69 +1593,10 @@
             <w:r>
               <w:rPr>
                 <w:rFonts w:ascii="Aptos" w:hAnsi="Aptos"/>
+                <w:b w:val="0"/>
+                <w:i w:val="0"/>
                 <w:sz w:val="22"/>
               </w:rPr>
-              <w:t>1. Obecność na zajęciach – max. 2 nieusprawiedliwione nieobecności w semestrze.</w:t>
-            </w:r>
-          </w:p>
-          <w:p>
-            <w:pPr>
-              <w:spacing w:before="20" w:after="20"/>
-            </w:pPr>
-            <w:r>
-              <w:rPr>
-                <w:rFonts w:ascii="Aptos" w:hAnsi="Aptos"/>
-                <w:sz w:val="22"/>
-              </w:rPr>
-              <w:t>2. Prace pisemne – min. jedna praca na semestr.</w:t>
-            </w:r>
-          </w:p>
-          <w:p>
-            <w:pPr>
-              <w:spacing w:before="20" w:after="20"/>
-            </w:pPr>
-            <w:r>
-              <w:rPr>
-                <w:rFonts w:ascii="Aptos" w:hAnsi="Aptos"/>
-                <w:sz w:val="22"/>
-              </w:rPr>
-              <w:t>3. Kolokwia/testy/kartkówki na podstawie opracowanego materiału – min. 1 na semestr.</w:t>
-            </w:r>
-          </w:p>
-          <w:p>
-            <w:pPr>
-              <w:spacing w:before="20" w:after="20"/>
-            </w:pPr>
-            <w:r>
-              <w:rPr>
-                <w:rFonts w:ascii="Aptos" w:hAnsi="Aptos"/>
-                <w:sz w:val="22"/>
-              </w:rPr>
-              <w:t>4. Wypowiedź ustna (o rodzaju decyduje lektor).</w:t>
-            </w:r>
-          </w:p>
-          <w:p>
-            <w:pPr>
-              <w:spacing w:before="20" w:after="20"/>
-            </w:pPr>
-            <w:r>
-              <w:rPr>
-                <w:rFonts w:ascii="Aptos" w:hAnsi="Aptos"/>
-                <w:sz w:val="22"/>
-              </w:rPr>
-              <w:t>5. Przygotowywanie prac domowych oraz aktywne uczestnictwo w zajęciach.</w:t>
-            </w:r>
-          </w:p>
-          <w:p>
-            <w:pPr>
-              <w:spacing w:before="20" w:after="20"/>
-            </w:pPr>
-            <w:r>
-              <w:rPr>
-                <w:rFonts w:ascii="Aptos" w:hAnsi="Aptos"/>
-                <w:sz w:val="22"/>
-              </w:rPr>
-              <w:t>6. Kryteria zaliczenia: uzyskanie przynajmniej 51% możliwych punktów za prace pisemne/testy oraz pozytywna (min. 3.0) ocena łączna za pozostałe formy.</w:t>
             </w:r>
           </w:p>
         </w:tc>
@@ -1579,7 +1613,7 @@
                 <w:rFonts w:ascii="Aptos" w:hAnsi="Aptos"/>
                 <w:sz w:val="22"/>
               </w:rPr>
-              <w:t>1. Obecność na zajęciach – max. 2 nieusprawiedliwione nieobecności w semestrze.</w:t>
+              <w:t>1. kolokwium</w:t>
             </w:r>
           </w:p>
           <w:p>
@@ -1591,7 +1625,7 @@
                 <w:rFonts w:ascii="Aptos" w:hAnsi="Aptos"/>
                 <w:sz w:val="22"/>
               </w:rPr>
-              <w:t>2. Prace pisemne – min. jedna praca na semestr.</w:t>
+              <w:t>2. egzamin ustny</w:t>
             </w:r>
           </w:p>
           <w:p>
@@ -1603,43 +1637,7 @@
                 <w:rFonts w:ascii="Aptos" w:hAnsi="Aptos"/>
                 <w:sz w:val="22"/>
               </w:rPr>
-              <w:t>3. Kolokwia/testy/kartkówki na podstawie opracowanego materiału – min. 1 na semestr.</w:t>
-            </w:r>
-          </w:p>
-          <w:p>
-            <w:pPr>
-              <w:spacing w:before="20" w:after="20"/>
-            </w:pPr>
-            <w:r>
-              <w:rPr>
-                <w:rFonts w:ascii="Aptos" w:hAnsi="Aptos"/>
-                <w:sz w:val="22"/>
-              </w:rPr>
-              <w:t>4. Wypowiedź ustna (o rodzaju decyduje lektor).</w:t>
-            </w:r>
-          </w:p>
-          <w:p>
-            <w:pPr>
-              <w:spacing w:before="20" w:after="20"/>
-            </w:pPr>
-            <w:r>
-              <w:rPr>
-                <w:rFonts w:ascii="Aptos" w:hAnsi="Aptos"/>
-                <w:sz w:val="22"/>
-              </w:rPr>
-              <w:t>5. Przygotowywanie prac domowych oraz aktywne uczestnictwo w zajęciach.</w:t>
-            </w:r>
-          </w:p>
-          <w:p>
-            <w:pPr>
-              <w:spacing w:before="20" w:after="20"/>
-            </w:pPr>
-            <w:r>
-              <w:rPr>
-                <w:rFonts w:ascii="Aptos" w:hAnsi="Aptos"/>
-                <w:sz w:val="22"/>
-              </w:rPr>
-              <w:t>6. Kryteria zaliczenia: uzyskanie przynajmniej 51% możliwych punktów za prace pisemne/testy oraz pozytywna (min. 3.0) ocena łączna za pozostałe formy.</w:t>
+              <w:t>3. ocena sporządzonego dokumentu</w:t>
             </w:r>
           </w:p>
         </w:tc>
@@ -1882,14 +1880,14 @@
         <w:tblW w:w="5000" w:type="pct"/>
       </w:tblPr>
       <w:tblGrid>
-        <w:gridCol w:w="3324"/>
-        <w:gridCol w:w="3324"/>
-        <w:gridCol w:w="3324"/>
+        <w:gridCol w:w="680"/>
+        <w:gridCol w:w="4536"/>
+        <w:gridCol w:w="4252"/>
       </w:tblGrid>
       <w:tr>
         <w:tc>
           <w:tcPr>
-            <w:tcW w:type="dxa" w:w="9972"/>
+            <w:tcW w:type="dxa" w:w="9468"/>
             <w:gridSpan w:val="3"/>
             <w:shd w:val="clear" w:color="auto" w:fill="D9D9D9"/>
           </w:tcPr>
@@ -1912,7 +1910,7 @@
       <w:tr>
         <w:tc>
           <w:tcPr>
-            <w:tcW w:type="dxa" w:w="3324"/>
+            <w:tcW w:type="dxa" w:w="680"/>
             <w:shd w:val="clear" w:color="auto" w:fill="D9D9D9"/>
           </w:tcPr>
           <w:p>
@@ -1932,7 +1930,7 @@
         </w:tc>
         <w:tc>
           <w:tcPr>
-            <w:tcW w:type="dxa" w:w="3324"/>
+            <w:tcW w:type="dxa" w:w="4536"/>
             <w:shd w:val="clear" w:color="auto" w:fill="D9D9D9"/>
           </w:tcPr>
           <w:p>
@@ -1952,7 +1950,7 @@
         </w:tc>
         <w:tc>
           <w:tcPr>
-            <w:tcW w:type="dxa" w:w="3324"/>
+            <w:tcW w:type="dxa" w:w="4252"/>
             <w:shd w:val="clear" w:color="auto" w:fill="D9D9D9"/>
           </w:tcPr>
           <w:p>
@@ -1974,7 +1972,7 @@
       <w:tr>
         <w:tc>
           <w:tcPr>
-            <w:tcW w:type="dxa" w:w="3324"/>
+            <w:tcW w:type="dxa" w:w="680"/>
           </w:tcPr>
           <w:p>
             <w:pPr>
@@ -1993,7 +1991,7 @@
         </w:tc>
         <w:tc>
           <w:tcPr>
-            <w:tcW w:type="dxa" w:w="3324"/>
+            <w:tcW w:type="dxa" w:w="4536"/>
           </w:tcPr>
           <w:p>
             <w:pPr>
@@ -2012,7 +2010,7 @@
         </w:tc>
         <w:tc>
           <w:tcPr>
-            <w:tcW w:type="dxa" w:w="3324"/>
+            <w:tcW w:type="dxa" w:w="4252"/>
           </w:tcPr>
           <w:p>
             <w:pPr>
@@ -2032,7 +2030,7 @@
       <w:tr>
         <w:tc>
           <w:tcPr>
-            <w:tcW w:type="dxa" w:w="3324"/>
+            <w:tcW w:type="dxa" w:w="680"/>
           </w:tcPr>
           <w:p>
             <w:pPr>
@@ -2051,7 +2049,7 @@
         </w:tc>
         <w:tc>
           <w:tcPr>
-            <w:tcW w:type="dxa" w:w="3324"/>
+            <w:tcW w:type="dxa" w:w="4536"/>
           </w:tcPr>
           <w:p>
             <w:pPr>
@@ -2070,7 +2068,7 @@
         </w:tc>
         <w:tc>
           <w:tcPr>
-            <w:tcW w:type="dxa" w:w="3324"/>
+            <w:tcW w:type="dxa" w:w="4252"/>
           </w:tcPr>
           <w:p>
             <w:pPr>
@@ -2090,7 +2088,7 @@
       <w:tr>
         <w:tc>
           <w:tcPr>
-            <w:tcW w:type="dxa" w:w="3324"/>
+            <w:tcW w:type="dxa" w:w="680"/>
           </w:tcPr>
           <w:p>
             <w:pPr>
@@ -2109,7 +2107,7 @@
         </w:tc>
         <w:tc>
           <w:tcPr>
-            <w:tcW w:type="dxa" w:w="3324"/>
+            <w:tcW w:type="dxa" w:w="4536"/>
           </w:tcPr>
           <w:p>
             <w:pPr>
@@ -2128,7 +2126,7 @@
         </w:tc>
         <w:tc>
           <w:tcPr>
-            <w:tcW w:type="dxa" w:w="3324"/>
+            <w:tcW w:type="dxa" w:w="4252"/>
           </w:tcPr>
           <w:p>
             <w:pPr>
@@ -2148,7 +2146,7 @@
       <w:tr>
         <w:tc>
           <w:tcPr>
-            <w:tcW w:type="dxa" w:w="3324"/>
+            <w:tcW w:type="dxa" w:w="680"/>
           </w:tcPr>
           <w:p>
             <w:pPr>
@@ -2167,7 +2165,7 @@
         </w:tc>
         <w:tc>
           <w:tcPr>
-            <w:tcW w:type="dxa" w:w="3324"/>
+            <w:tcW w:type="dxa" w:w="4536"/>
           </w:tcPr>
           <w:p>
             <w:pPr>
@@ -2186,7 +2184,7 @@
         </w:tc>
         <w:tc>
           <w:tcPr>
-            <w:tcW w:type="dxa" w:w="3324"/>
+            <w:tcW w:type="dxa" w:w="4252"/>
           </w:tcPr>
           <w:p>
             <w:pPr>
@@ -2206,7 +2204,7 @@
       <w:tr>
         <w:tc>
           <w:tcPr>
-            <w:tcW w:type="dxa" w:w="3324"/>
+            <w:tcW w:type="dxa" w:w="680"/>
           </w:tcPr>
           <w:p>
             <w:pPr>
@@ -2225,7 +2223,7 @@
         </w:tc>
         <w:tc>
           <w:tcPr>
-            <w:tcW w:type="dxa" w:w="3324"/>
+            <w:tcW w:type="dxa" w:w="4536"/>
           </w:tcPr>
           <w:p>
             <w:pPr>
@@ -2244,7 +2242,7 @@
         </w:tc>
         <w:tc>
           <w:tcPr>
-            <w:tcW w:type="dxa" w:w="3324"/>
+            <w:tcW w:type="dxa" w:w="4252"/>
           </w:tcPr>
           <w:p>
             <w:pPr>
@@ -2264,7 +2262,7 @@
       <w:tr>
         <w:tc>
           <w:tcPr>
-            <w:tcW w:type="dxa" w:w="3324"/>
+            <w:tcW w:type="dxa" w:w="680"/>
           </w:tcPr>
           <w:p>
             <w:pPr>
@@ -2283,7 +2281,7 @@
         </w:tc>
         <w:tc>
           <w:tcPr>
-            <w:tcW w:type="dxa" w:w="3324"/>
+            <w:tcW w:type="dxa" w:w="4536"/>
           </w:tcPr>
           <w:p>
             <w:pPr>
@@ -2302,7 +2300,7 @@
         </w:tc>
         <w:tc>
           <w:tcPr>
-            <w:tcW w:type="dxa" w:w="3324"/>
+            <w:tcW w:type="dxa" w:w="4252"/>
           </w:tcPr>
           <w:p>
             <w:pPr>
@@ -2322,7 +2320,7 @@
       <w:tr>
         <w:tc>
           <w:tcPr>
-            <w:tcW w:type="dxa" w:w="3324"/>
+            <w:tcW w:type="dxa" w:w="680"/>
           </w:tcPr>
           <w:p>
             <w:pPr>
@@ -2341,7 +2339,7 @@
         </w:tc>
         <w:tc>
           <w:tcPr>
-            <w:tcW w:type="dxa" w:w="3324"/>
+            <w:tcW w:type="dxa" w:w="4536"/>
           </w:tcPr>
           <w:p>
             <w:pPr>
@@ -2360,7 +2358,7 @@
         </w:tc>
         <w:tc>
           <w:tcPr>
-            <w:tcW w:type="dxa" w:w="3324"/>
+            <w:tcW w:type="dxa" w:w="4252"/>
           </w:tcPr>
           <w:p>
             <w:pPr>
@@ -2380,7 +2378,7 @@
       <w:tr>
         <w:tc>
           <w:tcPr>
-            <w:tcW w:type="dxa" w:w="3324"/>
+            <w:tcW w:type="dxa" w:w="680"/>
           </w:tcPr>
           <w:p>
             <w:pPr>
@@ -2399,7 +2397,7 @@
         </w:tc>
         <w:tc>
           <w:tcPr>
-            <w:tcW w:type="dxa" w:w="3324"/>
+            <w:tcW w:type="dxa" w:w="4536"/>
           </w:tcPr>
           <w:p>
             <w:pPr>
@@ -2418,7 +2416,7 @@
         </w:tc>
         <w:tc>
           <w:tcPr>
-            <w:tcW w:type="dxa" w:w="3324"/>
+            <w:tcW w:type="dxa" w:w="4252"/>
           </w:tcPr>
           <w:p>
             <w:pPr>
@@ -2798,6 +2796,7 @@
                 <w:i w:val="0"/>
                 <w:sz w:val="22"/>
               </w:rPr>
+              <w:t>kolokwium; egzamin ustny; ocena sporządzonego dokumentu</w:t>
             </w:r>
           </w:p>
         </w:tc>
@@ -2854,6 +2853,7 @@
                 <w:i w:val="0"/>
                 <w:sz w:val="22"/>
               </w:rPr>
+              <w:t>kolokwium; egzamin ustny; ocena sporządzonego dokumentu</w:t>
             </w:r>
           </w:p>
         </w:tc>
@@ -2910,6 +2910,7 @@
                 <w:i w:val="0"/>
                 <w:sz w:val="22"/>
               </w:rPr>
+              <w:t>kolokwium; egzamin ustny; ocena sporządzonego dokumentu</w:t>
             </w:r>
           </w:p>
         </w:tc>
@@ -3072,6 +3073,7 @@
                 <w:i w:val="0"/>
                 <w:sz w:val="22"/>
               </w:rPr>
+              <w:t>kolokwium; egzamin ustny; ocena sporządzonego dokumentu</w:t>
             </w:r>
           </w:p>
         </w:tc>
@@ -3129,6 +3131,7 @@
                 <w:i w:val="0"/>
                 <w:sz w:val="22"/>
               </w:rPr>
+              <w:t>kolokwium; egzamin ustny; ocena sporządzonego dokumentu</w:t>
             </w:r>
           </w:p>
         </w:tc>
@@ -3291,6 +3294,7 @@
                 <w:i w:val="0"/>
                 <w:sz w:val="22"/>
               </w:rPr>
+              <w:t>kolokwium; egzamin ustny; ocena sporządzonego dokumentu</w:t>
             </w:r>
           </w:p>
         </w:tc>
@@ -3348,6 +3352,7 @@
                 <w:i w:val="0"/>
                 <w:sz w:val="22"/>
               </w:rPr>
+              <w:t>kolokwium; egzamin ustny; ocena sporządzonego dokumentu</w:t>
             </w:r>
           </w:p>
         </w:tc>
@@ -3453,62 +3458,6 @@
                 <w:sz w:val="16"/>
               </w:rPr>
               <w:t>Wyposażenie specjalistyczne konieczne do realizacji przedmiotu</w:t>
-            </w:r>
-          </w:p>
-        </w:tc>
-      </w:tr>
-      <w:tr>
-        <w:tc>
-          <w:tcPr>
-            <w:tcW w:type="dxa" w:w="3324"/>
-          </w:tcPr>
-          <w:p>
-            <w:pPr>
-              <w:spacing w:before="20" w:after="20"/>
-            </w:pPr>
-            <w:r>
-              <w:rPr>
-                <w:rFonts w:ascii="Aptos" w:hAnsi="Aptos"/>
-                <w:b w:val="0"/>
-                <w:i w:val="0"/>
-                <w:sz w:val="22"/>
-              </w:rPr>
-            </w:r>
-          </w:p>
-        </w:tc>
-        <w:tc>
-          <w:tcPr>
-            <w:tcW w:type="dxa" w:w="3324"/>
-          </w:tcPr>
-          <w:p>
-            <w:pPr>
-              <w:spacing w:before="20" w:after="20"/>
-            </w:pPr>
-            <w:r>
-              <w:rPr>
-                <w:rFonts w:ascii="Aptos" w:hAnsi="Aptos"/>
-                <w:b w:val="0"/>
-                <w:i w:val="0"/>
-                <w:sz w:val="22"/>
-              </w:rPr>
-            </w:r>
-          </w:p>
-        </w:tc>
-        <w:tc>
-          <w:tcPr>
-            <w:tcW w:type="dxa" w:w="3324"/>
-          </w:tcPr>
-          <w:p>
-            <w:pPr>
-              <w:spacing w:before="20" w:after="20"/>
-            </w:pPr>
-            <w:r>
-              <w:rPr>
-                <w:rFonts w:ascii="Aptos" w:hAnsi="Aptos"/>
-                <w:b w:val="0"/>
-                <w:i w:val="0"/>
-                <w:sz w:val="22"/>
-              </w:rPr>
             </w:r>
           </w:p>
         </w:tc>

--- a/public/assets/files/stacjonarne/LANG4.docx
+++ b/public/assets/files/stacjonarne/LANG4.docx
@@ -1093,7 +1093,6 @@
                 <w:i w:val="0"/>
                 <w:sz w:val="22"/>
               </w:rPr>
-              <w:t>5</w:t>
             </w:r>
           </w:p>
         </w:tc>
@@ -1113,7 +1112,6 @@
                 <w:i w:val="0"/>
                 <w:sz w:val="22"/>
               </w:rPr>
-              <w:t>0.2</w:t>
             </w:r>
           </w:p>
         </w:tc>

--- a/public/assets/files/stacjonarne/LANG4.docx
+++ b/public/assets/files/stacjonarne/LANG4.docx
@@ -2794,121 +2794,6 @@
                 <w:i w:val="0"/>
                 <w:sz w:val="22"/>
               </w:rPr>
-              <w:t>kolokwium; egzamin ustny; ocena sporządzonego dokumentu</w:t>
-            </w:r>
-          </w:p>
-        </w:tc>
-      </w:tr>
-      <w:tr>
-        <w:tc>
-          <w:tcPr>
-            <w:tcW w:type="dxa" w:w="3324"/>
-          </w:tcPr>
-          <w:p>
-            <w:pPr>
-              <w:spacing w:before="20" w:after="20"/>
-            </w:pPr>
-            <w:r>
-              <w:rPr>
-                <w:rFonts w:ascii="Aptos" w:hAnsi="Aptos"/>
-                <w:b w:val="0"/>
-                <w:i w:val="0"/>
-                <w:sz w:val="22"/>
-              </w:rPr>
-            </w:r>
-          </w:p>
-        </w:tc>
-        <w:tc>
-          <w:tcPr>
-            <w:tcW w:type="dxa" w:w="3324"/>
-          </w:tcPr>
-          <w:p>
-            <w:pPr>
-              <w:spacing w:before="20" w:after="20"/>
-            </w:pPr>
-            <w:r>
-              <w:rPr>
-                <w:rFonts w:ascii="Aptos" w:hAnsi="Aptos"/>
-                <w:b w:val="0"/>
-                <w:i w:val="0"/>
-                <w:sz w:val="22"/>
-              </w:rPr>
-            </w:r>
-          </w:p>
-        </w:tc>
-        <w:tc>
-          <w:tcPr>
-            <w:tcW w:type="dxa" w:w="3324"/>
-          </w:tcPr>
-          <w:p>
-            <w:pPr>
-              <w:spacing w:before="20" w:after="20"/>
-            </w:pPr>
-            <w:r>
-              <w:rPr>
-                <w:rFonts w:ascii="Aptos" w:hAnsi="Aptos"/>
-                <w:b w:val="0"/>
-                <w:i w:val="0"/>
-                <w:sz w:val="22"/>
-              </w:rPr>
-              <w:t>kolokwium; egzamin ustny; ocena sporządzonego dokumentu</w:t>
-            </w:r>
-          </w:p>
-        </w:tc>
-      </w:tr>
-      <w:tr>
-        <w:tc>
-          <w:tcPr>
-            <w:tcW w:type="dxa" w:w="3324"/>
-          </w:tcPr>
-          <w:p>
-            <w:pPr>
-              <w:spacing w:before="20" w:after="20"/>
-            </w:pPr>
-            <w:r>
-              <w:rPr>
-                <w:rFonts w:ascii="Aptos" w:hAnsi="Aptos"/>
-                <w:b w:val="0"/>
-                <w:i w:val="0"/>
-                <w:sz w:val="22"/>
-              </w:rPr>
-            </w:r>
-          </w:p>
-        </w:tc>
-        <w:tc>
-          <w:tcPr>
-            <w:tcW w:type="dxa" w:w="3324"/>
-          </w:tcPr>
-          <w:p>
-            <w:pPr>
-              <w:spacing w:before="20" w:after="20"/>
-            </w:pPr>
-            <w:r>
-              <w:rPr>
-                <w:rFonts w:ascii="Aptos" w:hAnsi="Aptos"/>
-                <w:b w:val="0"/>
-                <w:i w:val="0"/>
-                <w:sz w:val="22"/>
-              </w:rPr>
-            </w:r>
-          </w:p>
-        </w:tc>
-        <w:tc>
-          <w:tcPr>
-            <w:tcW w:type="dxa" w:w="3324"/>
-          </w:tcPr>
-          <w:p>
-            <w:pPr>
-              <w:spacing w:before="20" w:after="20"/>
-            </w:pPr>
-            <w:r>
-              <w:rPr>
-                <w:rFonts w:ascii="Aptos" w:hAnsi="Aptos"/>
-                <w:b w:val="0"/>
-                <w:i w:val="0"/>
-                <w:sz w:val="22"/>
-              </w:rPr>
-              <w:t>kolokwium; egzamin ustny; ocena sporządzonego dokumentu</w:t>
             </w:r>
           </w:p>
         </w:tc>
@@ -3034,6 +2919,7 @@
                 <w:i w:val="0"/>
                 <w:sz w:val="22"/>
               </w:rPr>
+              <w:t>K_U03</w:t>
             </w:r>
           </w:p>
         </w:tc>
@@ -3071,7 +2957,7 @@
                 <w:i w:val="0"/>
                 <w:sz w:val="22"/>
               </w:rPr>
-              <w:t>kolokwium; egzamin ustny; ocena sporządzonego dokumentu</w:t>
+              <w:t>kolokwium, egzamin ustny, ocena sporządzonego dokumentu</w:t>
             </w:r>
           </w:p>
         </w:tc>
@@ -3092,6 +2978,7 @@
                 <w:i w:val="0"/>
                 <w:sz w:val="22"/>
               </w:rPr>
+              <w:t>K_U06</w:t>
             </w:r>
           </w:p>
         </w:tc>
@@ -3129,7 +3016,7 @@
                 <w:i w:val="0"/>
                 <w:sz w:val="22"/>
               </w:rPr>
-              <w:t>kolokwium; egzamin ustny; ocena sporządzonego dokumentu</w:t>
+              <w:t>kolokwium, egzamin ustny, ocena sporządzonego dokumentu</w:t>
             </w:r>
           </w:p>
         </w:tc>
@@ -3255,6 +3142,7 @@
                 <w:i w:val="0"/>
                 <w:sz w:val="22"/>
               </w:rPr>
+              <w:t>K_K03</w:t>
             </w:r>
           </w:p>
         </w:tc>
@@ -3292,7 +3180,7 @@
                 <w:i w:val="0"/>
                 <w:sz w:val="22"/>
               </w:rPr>
-              <w:t>kolokwium; egzamin ustny; ocena sporządzonego dokumentu</w:t>
+              <w:t>kolokwium, egzamin ustny, ocena sporządzonego dokumentu</w:t>
             </w:r>
           </w:p>
         </w:tc>
@@ -3313,6 +3201,7 @@
                 <w:i w:val="0"/>
                 <w:sz w:val="22"/>
               </w:rPr>
+              <w:t>K_K04</w:t>
             </w:r>
           </w:p>
         </w:tc>
@@ -3350,7 +3239,7 @@
                 <w:i w:val="0"/>
                 <w:sz w:val="22"/>
               </w:rPr>
-              <w:t>kolokwium; egzamin ustny; ocena sporządzonego dokumentu</w:t>
+              <w:t>kolokwium, egzamin ustny, ocena sporządzonego dokumentu</w:t>
             </w:r>
           </w:p>
         </w:tc>

--- a/public/assets/files/stacjonarne/LANG4.docx
+++ b/public/assets/files/stacjonarne/LANG4.docx
@@ -315,7 +315,7 @@
                 <w:i w:val="0"/>
                 <w:sz w:val="22"/>
               </w:rPr>
-              <w:t>1</w:t>
+              <w:t>2</w:t>
             </w:r>
           </w:p>
         </w:tc>
@@ -1093,6 +1093,7 @@
                 <w:i w:val="0"/>
                 <w:sz w:val="22"/>
               </w:rPr>
+              <w:t>20</w:t>
             </w:r>
           </w:p>
         </w:tc>
@@ -1112,6 +1113,7 @@
                 <w:i w:val="0"/>
                 <w:sz w:val="22"/>
               </w:rPr>
+              <w:t>0.8</w:t>
             </w:r>
           </w:p>
         </w:tc>

--- a/public/assets/files/stacjonarne/LANG4.docx
+++ b/public/assets/files/stacjonarne/LANG4.docx
@@ -1881,14 +1881,13 @@
       </w:tblPr>
       <w:tblGrid>
         <w:gridCol w:w="680"/>
-        <w:gridCol w:w="4536"/>
-        <w:gridCol w:w="4252"/>
+        <w:gridCol w:w="8788"/>
       </w:tblGrid>
       <w:tr>
         <w:tc>
           <w:tcPr>
             <w:tcW w:type="dxa" w:w="9468"/>
-            <w:gridSpan w:val="3"/>
+            <w:gridSpan w:val="2"/>
             <w:shd w:val="clear" w:color="auto" w:fill="D9D9D9"/>
           </w:tcPr>
           <w:p>
@@ -1930,7 +1929,7 @@
         </w:tc>
         <w:tc>
           <w:tcPr>
-            <w:tcW w:type="dxa" w:w="4536"/>
+            <w:tcW w:type="dxa" w:w="8788"/>
             <w:shd w:val="clear" w:color="auto" w:fill="D9D9D9"/>
           </w:tcPr>
           <w:p>
@@ -1944,27 +1943,7 @@
                 <w:i w:val="0"/>
                 <w:sz w:val="16"/>
               </w:rPr>
-              <w:t>Wykład</w:t>
-            </w:r>
-          </w:p>
-        </w:tc>
-        <w:tc>
-          <w:tcPr>
-            <w:tcW w:type="dxa" w:w="4252"/>
-            <w:shd w:val="clear" w:color="auto" w:fill="D9D9D9"/>
-          </w:tcPr>
-          <w:p>
-            <w:pPr>
-              <w:spacing w:before="20" w:after="20"/>
-            </w:pPr>
-            <w:r>
-              <w:rPr>
-                <w:rFonts w:ascii="Aptos" w:hAnsi="Aptos"/>
-                <w:b/>
-                <w:i w:val="0"/>
-                <w:sz w:val="16"/>
-              </w:rPr>
-              <w:t>Ćwiczenia / Laboratorium / Pracownia</w:t>
+              <w:t>Treści programowe</w:t>
             </w:r>
           </w:p>
         </w:tc>
@@ -1991,7 +1970,7 @@
         </w:tc>
         <w:tc>
           <w:tcPr>
-            <w:tcW w:type="dxa" w:w="4536"/>
+            <w:tcW w:type="dxa" w:w="8788"/>
           </w:tcPr>
           <w:p>
             <w:pPr>
@@ -2005,24 +1984,6 @@
                 <w:sz w:val="22"/>
               </w:rPr>
               <w:t>Przygotowanie do obrony pracy dyplomowej w języku angielskim – struktura, słownictwo, ćwiczenia.</w:t>
-            </w:r>
-          </w:p>
-        </w:tc>
-        <w:tc>
-          <w:tcPr>
-            <w:tcW w:type="dxa" w:w="4252"/>
-          </w:tcPr>
-          <w:p>
-            <w:pPr>
-              <w:spacing w:before="20" w:after="20"/>
-            </w:pPr>
-            <w:r>
-              <w:rPr>
-                <w:rFonts w:ascii="Aptos" w:hAnsi="Aptos"/>
-                <w:b w:val="0"/>
-                <w:i w:val="0"/>
-                <w:sz w:val="22"/>
-              </w:rPr>
             </w:r>
           </w:p>
         </w:tc>
@@ -2049,7 +2010,7 @@
         </w:tc>
         <w:tc>
           <w:tcPr>
-            <w:tcW w:type="dxa" w:w="4536"/>
+            <w:tcW w:type="dxa" w:w="8788"/>
           </w:tcPr>
           <w:p>
             <w:pPr>
@@ -2063,24 +2024,6 @@
                 <w:sz w:val="22"/>
               </w:rPr>
               <w:t>Symulacja obrony pracy dyplomowej – pytania komisji, odpowiedzi, prezentacja wyników.</w:t>
-            </w:r>
-          </w:p>
-        </w:tc>
-        <w:tc>
-          <w:tcPr>
-            <w:tcW w:type="dxa" w:w="4252"/>
-          </w:tcPr>
-          <w:p>
-            <w:pPr>
-              <w:spacing w:before="20" w:after="20"/>
-            </w:pPr>
-            <w:r>
-              <w:rPr>
-                <w:rFonts w:ascii="Aptos" w:hAnsi="Aptos"/>
-                <w:b w:val="0"/>
-                <w:i w:val="0"/>
-                <w:sz w:val="22"/>
-              </w:rPr>
             </w:r>
           </w:p>
         </w:tc>
@@ -2107,7 +2050,7 @@
         </w:tc>
         <w:tc>
           <w:tcPr>
-            <w:tcW w:type="dxa" w:w="4536"/>
+            <w:tcW w:type="dxa" w:w="8788"/>
           </w:tcPr>
           <w:p>
             <w:pPr>
@@ -2121,24 +2064,6 @@
                 <w:sz w:val="22"/>
               </w:rPr>
               <w:t>Rozmowa kwalifikacyjna na stanowisko inżynierskie – zaawansowane symulacje i informacja zwrotna.</w:t>
-            </w:r>
-          </w:p>
-        </w:tc>
-        <w:tc>
-          <w:tcPr>
-            <w:tcW w:type="dxa" w:w="4252"/>
-          </w:tcPr>
-          <w:p>
-            <w:pPr>
-              <w:spacing w:before="20" w:after="20"/>
-            </w:pPr>
-            <w:r>
-              <w:rPr>
-                <w:rFonts w:ascii="Aptos" w:hAnsi="Aptos"/>
-                <w:b w:val="0"/>
-                <w:i w:val="0"/>
-                <w:sz w:val="22"/>
-              </w:rPr>
             </w:r>
           </w:p>
         </w:tc>
@@ -2165,7 +2090,7 @@
         </w:tc>
         <w:tc>
           <w:tcPr>
-            <w:tcW w:type="dxa" w:w="4536"/>
+            <w:tcW w:type="dxa" w:w="8788"/>
           </w:tcPr>
           <w:p>
             <w:pPr>
@@ -2179,24 +2104,6 @@
                 <w:sz w:val="22"/>
               </w:rPr>
               <w:t>Przygotowanie portfolio zawodowego (CV, LinkedIn, portfolio projektów) w języku angielskim.</w:t>
-            </w:r>
-          </w:p>
-        </w:tc>
-        <w:tc>
-          <w:tcPr>
-            <w:tcW w:type="dxa" w:w="4252"/>
-          </w:tcPr>
-          <w:p>
-            <w:pPr>
-              <w:spacing w:before="20" w:after="20"/>
-            </w:pPr>
-            <w:r>
-              <w:rPr>
-                <w:rFonts w:ascii="Aptos" w:hAnsi="Aptos"/>
-                <w:b w:val="0"/>
-                <w:i w:val="0"/>
-                <w:sz w:val="22"/>
-              </w:rPr>
             </w:r>
           </w:p>
         </w:tc>
@@ -2223,7 +2130,7 @@
         </w:tc>
         <w:tc>
           <w:tcPr>
-            <w:tcW w:type="dxa" w:w="4536"/>
+            <w:tcW w:type="dxa" w:w="8788"/>
           </w:tcPr>
           <w:p>
             <w:pPr>
@@ -2237,24 +2144,6 @@
                 <w:sz w:val="22"/>
               </w:rPr>
               <w:t>Komunikacja w środowisku startupowym i korporacyjnym – język negocjacji i prezentacji.</w:t>
-            </w:r>
-          </w:p>
-        </w:tc>
-        <w:tc>
-          <w:tcPr>
-            <w:tcW w:type="dxa" w:w="4252"/>
-          </w:tcPr>
-          <w:p>
-            <w:pPr>
-              <w:spacing w:before="20" w:after="20"/>
-            </w:pPr>
-            <w:r>
-              <w:rPr>
-                <w:rFonts w:ascii="Aptos" w:hAnsi="Aptos"/>
-                <w:b w:val="0"/>
-                <w:i w:val="0"/>
-                <w:sz w:val="22"/>
-              </w:rPr>
             </w:r>
           </w:p>
         </w:tc>
@@ -2281,7 +2170,7 @@
         </w:tc>
         <w:tc>
           <w:tcPr>
-            <w:tcW w:type="dxa" w:w="4536"/>
+            <w:tcW w:type="dxa" w:w="8788"/>
           </w:tcPr>
           <w:p>
             <w:pPr>
@@ -2295,24 +2184,6 @@
                 <w:sz w:val="22"/>
               </w:rPr>
               <w:t>Certyfikacje językowe – omówienie możliwości (IELTS, CAE, CPE, TOEFL).</w:t>
-            </w:r>
-          </w:p>
-        </w:tc>
-        <w:tc>
-          <w:tcPr>
-            <w:tcW w:type="dxa" w:w="4252"/>
-          </w:tcPr>
-          <w:p>
-            <w:pPr>
-              <w:spacing w:before="20" w:after="20"/>
-            </w:pPr>
-            <w:r>
-              <w:rPr>
-                <w:rFonts w:ascii="Aptos" w:hAnsi="Aptos"/>
-                <w:b w:val="0"/>
-                <w:i w:val="0"/>
-                <w:sz w:val="22"/>
-              </w:rPr>
             </w:r>
           </w:p>
         </w:tc>
@@ -2339,7 +2210,7 @@
         </w:tc>
         <w:tc>
           <w:tcPr>
-            <w:tcW w:type="dxa" w:w="4536"/>
+            <w:tcW w:type="dxa" w:w="8788"/>
           </w:tcPr>
           <w:p>
             <w:pPr>
@@ -2353,24 +2224,6 @@
                 <w:sz w:val="22"/>
               </w:rPr>
               <w:t>Projekt zaliczeniowy – prezentacja lub rozmowa kwalifikacyjna.</w:t>
-            </w:r>
-          </w:p>
-        </w:tc>
-        <w:tc>
-          <w:tcPr>
-            <w:tcW w:type="dxa" w:w="4252"/>
-          </w:tcPr>
-          <w:p>
-            <w:pPr>
-              <w:spacing w:before="20" w:after="20"/>
-            </w:pPr>
-            <w:r>
-              <w:rPr>
-                <w:rFonts w:ascii="Aptos" w:hAnsi="Aptos"/>
-                <w:b w:val="0"/>
-                <w:i w:val="0"/>
-                <w:sz w:val="22"/>
-              </w:rPr>
             </w:r>
           </w:p>
         </w:tc>
@@ -2397,7 +2250,7 @@
         </w:tc>
         <w:tc>
           <w:tcPr>
-            <w:tcW w:type="dxa" w:w="4536"/>
+            <w:tcW w:type="dxa" w:w="8788"/>
           </w:tcPr>
           <w:p>
             <w:pPr>
@@ -2411,24 +2264,6 @@
                 <w:sz w:val="22"/>
               </w:rPr>
               <w:t>Powtórzenie materiału i kolokwium zaliczeniowe.</w:t>
-            </w:r>
-          </w:p>
-        </w:tc>
-        <w:tc>
-          <w:tcPr>
-            <w:tcW w:type="dxa" w:w="4252"/>
-          </w:tcPr>
-          <w:p>
-            <w:pPr>
-              <w:spacing w:before="20" w:after="20"/>
-            </w:pPr>
-            <w:r>
-              <w:rPr>
-                <w:rFonts w:ascii="Aptos" w:hAnsi="Aptos"/>
-                <w:b w:val="0"/>
-                <w:i w:val="0"/>
-                <w:sz w:val="22"/>
-              </w:rPr>
             </w:r>
           </w:p>
         </w:tc>
